--- a/internal_doc/03.开发设计/Task-Insert支持索引键冲突时覆盖记录.docx
+++ b/internal_doc/03.开发设计/Task-Insert支持索引键冲突时覆盖记录.docx
@@ -239,9 +239,6 @@
     <w:p>
       <w:pPr>
         <w:ind w:left="717"/>
-        <w:rPr>
-          <w:rFonts w:hint="eastAsia"/>
-        </w:rPr>
       </w:pPr>
       <w:r>
         <w:rPr>
@@ -289,9 +286,6 @@
     <w:p>
       <w:pPr>
         <w:ind w:left="717"/>
-        <w:rPr>
-          <w:rFonts w:hint="eastAsia"/>
-        </w:rPr>
       </w:pPr>
       <w:r>
         <w:rPr>
@@ -354,10 +348,7 @@
         <w:ind w:firstLineChars="0"/>
       </w:pPr>
       <w:r>
-        <w:t>db.collectionspace.collec</w:t>
-      </w:r>
-      <w:r>
-        <w:t>tion.insert(&lt;doc|docs&gt;,[flag])</w:t>
+        <w:t>db.collectionspace.collection.insert(&lt;doc|docs&gt;,[flag])</w:t>
       </w:r>
     </w:p>
     <w:p>
@@ -395,9 +386,6 @@
     <w:p>
       <w:pPr>
         <w:ind w:left="0"/>
-        <w:rPr>
-          <w:rFonts w:hint="eastAsia"/>
-        </w:rPr>
       </w:pPr>
     </w:p>
     <w:p>
@@ -417,9 +405,6 @@
       <w:pPr>
         <w:pStyle w:val="aa"/>
         <w:ind w:left="420" w:firstLineChars="0" w:firstLine="0"/>
-        <w:rPr>
-          <w:rFonts w:hint="eastAsia"/>
-        </w:rPr>
       </w:pPr>
       <w:r>
         <w:t>options</w:t>
@@ -526,9 +511,6 @@
           <w:numId w:val="24"/>
         </w:numPr>
         <w:ind w:firstLineChars="0"/>
-        <w:rPr>
-          <w:rFonts w:hint="eastAsia"/>
-        </w:rPr>
       </w:pPr>
       <w:r>
         <w:rPr>
@@ -548,7 +530,6 @@
       </w:pPr>
       <w:r>
         <w:rPr>
-          <w:rFonts w:hint="eastAsia"/>
           <w:noProof/>
         </w:rPr>
       </w:r>
@@ -851,7 +832,6 @@
     <w:p>
       <w:pPr>
         <w:rPr>
-          <w:rFonts w:hint="eastAsia"/>
           <w:noProof/>
         </w:rPr>
       </w:pPr>
@@ -944,7 +924,6 @@
         <w:pStyle w:val="aa"/>
         <w:ind w:left="420" w:firstLineChars="0"/>
         <w:rPr>
-          <w:rFonts w:hint="eastAsia"/>
           <w:noProof/>
         </w:rPr>
       </w:pPr>
@@ -1008,7 +987,6 @@
         <w:pStyle w:val="aa"/>
         <w:ind w:left="420" w:firstLineChars="0"/>
         <w:rPr>
-          <w:rFonts w:hint="eastAsia"/>
           <w:noProof/>
         </w:rPr>
       </w:pPr>
@@ -1201,12 +1179,9 @@
         <w:pStyle w:val="aa"/>
         <w:ind w:left="420" w:firstLineChars="0"/>
         <w:rPr>
-          <w:rFonts w:hint="eastAsia"/>
-          <w:noProof/>
-        </w:rPr>
-      </w:pPr>
-      <w:bookmarkStart w:id="0" w:name="_GoBack"/>
-      <w:bookmarkEnd w:id="0"/>
+          <w:noProof/>
+        </w:rPr>
+      </w:pPr>
     </w:p>
     <w:p>
       <w:pPr>
@@ -1593,7 +1568,6 @@
       <w:pPr>
         <w:ind w:left="420"/>
         <w:rPr>
-          <w:rFonts w:hint="eastAsia"/>
           <w:noProof/>
         </w:rPr>
       </w:pPr>
@@ -1631,7 +1605,6 @@
         <w:pStyle w:val="aa"/>
         <w:ind w:left="420" w:firstLineChars="0" w:firstLine="0"/>
         <w:rPr>
-          <w:rFonts w:hint="eastAsia"/>
           <w:noProof/>
         </w:rPr>
       </w:pPr>
@@ -1695,7 +1668,6 @@
         <w:pStyle w:val="aa"/>
         <w:ind w:left="420" w:firstLineChars="0" w:firstLine="0"/>
         <w:rPr>
-          <w:rFonts w:hint="eastAsia"/>
           <w:noProof/>
         </w:rPr>
       </w:pPr>
@@ -1872,20 +1844,8 @@
         <w:t>条件等信息。</w:t>
       </w:r>
     </w:p>
-    <w:p>
-      <w:pPr>
-        <w:rPr>
-          <w:rFonts w:hint="eastAsia"/>
-        </w:rPr>
-      </w:pPr>
-    </w:p>
-    <w:p>
-      <w:pPr>
-        <w:rPr>
-          <w:rFonts w:hint="eastAsia"/>
-        </w:rPr>
-      </w:pPr>
-    </w:p>
+    <w:p/>
+    <w:p/>
     <w:p>
       <w:pPr>
         <w:pStyle w:val="2"/>
@@ -1999,13 +1959,6 @@
                 <w:szCs w:val="18"/>
               </w:rPr>
             </w:pPr>
-            <w:r>
-              <w:rPr>
-                <w:sz w:val="18"/>
-                <w:szCs w:val="18"/>
-              </w:rPr>
-              <w:t>0.4</w:t>
-            </w:r>
           </w:p>
         </w:tc>
         <w:tc>
@@ -2044,13 +1997,6 @@
                 <w:szCs w:val="18"/>
               </w:rPr>
             </w:pPr>
-            <w:r>
-              <w:rPr>
-                <w:sz w:val="18"/>
-                <w:szCs w:val="18"/>
-              </w:rPr>
-              <w:t>11</w:t>
-            </w:r>
           </w:p>
         </w:tc>
       </w:tr>
@@ -2091,13 +2037,6 @@
                 <w:szCs w:val="18"/>
               </w:rPr>
             </w:pPr>
-            <w:r>
-              <w:rPr>
-                <w:sz w:val="18"/>
-                <w:szCs w:val="18"/>
-              </w:rPr>
-              <w:t>2019.1.14</w:t>
-            </w:r>
           </w:p>
         </w:tc>
         <w:tc>
@@ -2136,13 +2075,6 @@
                 <w:szCs w:val="18"/>
               </w:rPr>
             </w:pPr>
-            <w:r>
-              <w:rPr>
-                <w:sz w:val="18"/>
-                <w:szCs w:val="18"/>
-              </w:rPr>
-              <w:t>2019.1.25</w:t>
-            </w:r>
           </w:p>
         </w:tc>
       </w:tr>
@@ -2607,26 +2539,6 @@
           <w:rFonts w:hint="eastAsia"/>
         </w:rPr>
         <w:t>用例</w:t>
-      </w:r>
-    </w:p>
-    <w:p>
-      <w:r>
-        <w:rPr>
-          <w:rFonts w:hint="eastAsia"/>
-        </w:rPr>
-        <w:t>由于本</w:t>
-      </w:r>
-      <w:r>
-        <w:rPr>
-          <w:rFonts w:hint="eastAsia"/>
-        </w:rPr>
-        <w:t xml:space="preserve"> Story </w:t>
-      </w:r>
-      <w:r>
-        <w:rPr>
-          <w:rFonts w:hint="eastAsia"/>
-        </w:rPr>
-        <w:t>涉及到底层消息结构的变更，主要影响到的是兼容性问题，因此需要针对协议兼容性进行测试。</w:t>
       </w:r>
     </w:p>
     <w:tbl>
@@ -2655,6 +2567,13 @@
                 <w:b/>
               </w:rPr>
             </w:pPr>
+            <w:bookmarkStart w:id="0" w:name="_GoBack" w:colFirst="1" w:colLast="1"/>
+            <w:r>
+              <w:rPr>
+                <w:rFonts w:hint="eastAsia"/>
+              </w:rPr>
+              <w:t>由</w:t>
+            </w:r>
             <w:r>
               <w:rPr>
                 <w:rFonts w:hint="eastAsia"/>
@@ -2750,24 +2669,6 @@
             <w:pPr>
               <w:ind w:left="0"/>
             </w:pPr>
-            <w:r>
-              <w:rPr>
-                <w:rFonts w:hint="eastAsia"/>
-              </w:rPr>
-              <w:t>使用</w:t>
-            </w:r>
-            <w:r>
-              <w:rPr>
-                <w:rFonts w:hint="eastAsia"/>
-              </w:rPr>
-              <w:t xml:space="preserve"> sdb </w:t>
-            </w:r>
-            <w:r>
-              <w:rPr>
-                <w:rFonts w:hint="eastAsia"/>
-              </w:rPr>
-              <w:t>连接单机或直连集群中的节点进行基础操作</w:t>
-            </w:r>
           </w:p>
         </w:tc>
         <w:tc>
@@ -2789,12 +2690,6 @@
             <w:pPr>
               <w:ind w:left="0"/>
             </w:pPr>
-            <w:r>
-              <w:rPr>
-                <w:rFonts w:hint="eastAsia"/>
-              </w:rPr>
-              <w:t>操作正常，结果正确</w:t>
-            </w:r>
           </w:p>
         </w:tc>
       </w:tr>
@@ -2820,18 +2715,6 @@
             <w:pPr>
               <w:ind w:left="0"/>
             </w:pPr>
-            <w:r>
-              <w:rPr>
-                <w:rFonts w:hint="eastAsia"/>
-              </w:rPr>
-              <w:t>正常搭建一个集群，包含多组多节点并</w:t>
-            </w:r>
-            <w:r>
-              <w:rPr>
-                <w:rFonts w:hint="eastAsia"/>
-              </w:rPr>
-              <w:t>进行基本测试</w:t>
-            </w:r>
           </w:p>
         </w:tc>
         <w:tc>
@@ -2849,18 +2732,6 @@
               <w:ind w:left="0"/>
               <w:jc w:val="left"/>
             </w:pPr>
-            <w:r>
-              <w:rPr>
-                <w:rFonts w:hint="eastAsia"/>
-              </w:rPr>
-              <w:t>集群可正常搭建；基本测试通过</w:t>
-            </w:r>
-            <w:r>
-              <w:rPr>
-                <w:rFonts w:hint="eastAsia"/>
-              </w:rPr>
-              <w:t xml:space="preserve"> </w:t>
-            </w:r>
           </w:p>
         </w:tc>
       </w:tr>
@@ -2886,12 +2757,6 @@
             <w:pPr>
               <w:ind w:left="0"/>
             </w:pPr>
-            <w:r>
-              <w:rPr>
-                <w:rFonts w:hint="eastAsia"/>
-              </w:rPr>
-              <w:t>老版本驱动连接新版本服务端操作</w:t>
-            </w:r>
           </w:p>
         </w:tc>
         <w:tc>
@@ -2912,12 +2777,6 @@
             <w:pPr>
               <w:ind w:left="0"/>
             </w:pPr>
-            <w:r>
-              <w:rPr>
-                <w:rFonts w:hint="eastAsia"/>
-              </w:rPr>
-              <w:t>可正常连接及操作</w:t>
-            </w:r>
           </w:p>
         </w:tc>
       </w:tr>
@@ -2943,12 +2802,6 @@
             <w:pPr>
               <w:ind w:left="0"/>
             </w:pPr>
-            <w:r>
-              <w:rPr>
-                <w:rFonts w:hint="eastAsia"/>
-              </w:rPr>
-              <w:t>新版本驱动连接老版本服务端操作</w:t>
-            </w:r>
           </w:p>
         </w:tc>
         <w:tc>
@@ -2969,12 +2822,6 @@
             <w:pPr>
               <w:ind w:left="0"/>
             </w:pPr>
-            <w:r>
-              <w:rPr>
-                <w:rFonts w:hint="eastAsia"/>
-              </w:rPr>
-              <w:t>可正常连接及操作</w:t>
-            </w:r>
           </w:p>
         </w:tc>
       </w:tr>
@@ -3000,12 +2847,6 @@
             <w:pPr>
               <w:ind w:left="0"/>
             </w:pPr>
-            <w:r>
-              <w:rPr>
-                <w:rFonts w:hint="eastAsia"/>
-              </w:rPr>
-              <w:t>服务端不同角色版本混合，模拟滚动升级</w:t>
-            </w:r>
           </w:p>
         </w:tc>
         <w:tc>
@@ -3027,12 +2868,6 @@
               <w:ind w:left="0"/>
               <w:jc w:val="left"/>
             </w:pPr>
-            <w:r>
-              <w:rPr>
-                <w:rFonts w:hint="eastAsia"/>
-              </w:rPr>
-              <w:t>不同版本间可正常通信，集群功能正常</w:t>
-            </w:r>
           </w:p>
         </w:tc>
       </w:tr>
@@ -3058,18 +2893,6 @@
             <w:pPr>
               <w:ind w:left="0"/>
             </w:pPr>
-            <w:r>
-              <w:rPr>
-                <w:rFonts w:hint="eastAsia"/>
-              </w:rPr>
-              <w:t>复制组内版本混合，模拟</w:t>
-            </w:r>
-            <w:r>
-              <w:rPr>
-                <w:rFonts w:hint="eastAsia"/>
-              </w:rPr>
-              <w:t>滚动升级</w:t>
-            </w:r>
           </w:p>
         </w:tc>
         <w:tc>
@@ -3091,16 +2914,11 @@
               <w:ind w:left="0"/>
               <w:jc w:val="left"/>
             </w:pPr>
-            <w:r>
-              <w:rPr>
-                <w:rFonts w:hint="eastAsia"/>
-              </w:rPr>
-              <w:t>不同版本可正常完成复制</w:t>
-            </w:r>
           </w:p>
         </w:tc>
       </w:tr>
     </w:tbl>
+    <w:bookmarkEnd w:id="0"/>
     <w:p>
       <w:pPr>
         <w:pStyle w:val="2"/>
@@ -3109,7 +2927,6 @@
         <w:rPr>
           <w:rFonts w:hint="eastAsia"/>
         </w:rPr>
-        <w:lastRenderedPageBreak/>
         <w:t>Checklist</w:t>
       </w:r>
     </w:p>
@@ -3499,6 +3316,7 @@
               <w:rPr>
                 <w:rFonts w:hint="eastAsia"/>
               </w:rPr>
+              <w:lastRenderedPageBreak/>
               <w:t>周边关联产品或模块是否通知</w:t>
             </w:r>
           </w:p>
@@ -6623,6 +6441,7 @@
   <w:style w:type="character" w:default="1" w:styleId="a0">
     <w:name w:val="Default Paragraph Font"/>
     <w:uiPriority w:val="1"/>
+    <w:semiHidden/>
     <w:unhideWhenUsed/>
   </w:style>
   <w:style w:type="table" w:default="1" w:styleId="a1">
@@ -7379,7 +7198,7 @@
 </file>
 
 <file path=customXml/itemProps1.xml><?xml version="1.0" encoding="utf-8"?>
-<ds:datastoreItem xmlns:ds="http://schemas.openxmlformats.org/officeDocument/2006/customXml" ds:itemID="{A8134DCE-AA2B-4D37-B4A2-358E6BFF4ABB}">
+<ds:datastoreItem xmlns:ds="http://schemas.openxmlformats.org/officeDocument/2006/customXml" ds:itemID="{C3182CA4-D25C-4035-90D5-DF483E04BE4F}">
   <ds:schemaRefs>
     <ds:schemaRef ds:uri="http://schemas.openxmlformats.org/officeDocument/2006/bibliography"/>
   </ds:schemaRefs>
